--- a/16.过场动画与关卡序列/过场动画.docx
+++ b/16.过场动画与关卡序列/过场动画.docx
@@ -413,7 +413,7 @@
           <w:shd w:val="clear" w:fill="FFFFFF"/>
           <w:lang w:val="en-US"/>
         </w:rPr>
-        <w:instrText xml:space="preserve"> HYPERLINK \l _Toc27747 </w:instrText>
+        <w:instrText xml:space="preserve"> HYPERLINK \l _Toc28216 </w:instrText>
       </w:r>
       <w:r>
         <w:rPr>
@@ -449,7 +449,7 @@
         <w:fldChar w:fldCharType="begin"/>
       </w:r>
       <w:r>
-        <w:instrText xml:space="preserve"> PAGEREF _Toc27747 \h </w:instrText>
+        <w:instrText xml:space="preserve"> PAGEREF _Toc28216 \h </w:instrText>
       </w:r>
       <w:r>
         <w:fldChar w:fldCharType="separate"/>
@@ -497,7 +497,7 @@
           <w:shd w:val="clear" w:fill="FFFFFF"/>
           <w:lang w:val="en-US" w:eastAsia="zh-CN" w:bidi="ar"/>
         </w:rPr>
-        <w:instrText xml:space="preserve"> HYPERLINK \l _Toc29892 </w:instrText>
+        <w:instrText xml:space="preserve"> HYPERLINK \l _Toc11893 </w:instrText>
       </w:r>
       <w:r>
         <w:rPr>
@@ -525,7 +525,7 @@
         <w:fldChar w:fldCharType="begin"/>
       </w:r>
       <w:r>
-        <w:instrText xml:space="preserve"> PAGEREF _Toc29892 \h </w:instrText>
+        <w:instrText xml:space="preserve"> PAGEREF _Toc11893 \h </w:instrText>
       </w:r>
       <w:r>
         <w:fldChar w:fldCharType="separate"/>
@@ -574,7 +574,7 @@
           <w:shd w:val="clear" w:fill="FFFFFF"/>
           <w:lang w:val="en-US" w:eastAsia="zh-CN" w:bidi="ar"/>
         </w:rPr>
-        <w:instrText xml:space="preserve"> HYPERLINK \l _Toc16377 </w:instrText>
+        <w:instrText xml:space="preserve"> HYPERLINK \l _Toc13478 </w:instrText>
       </w:r>
       <w:r>
         <w:rPr>
@@ -599,7 +599,7 @@
         <w:fldChar w:fldCharType="begin"/>
       </w:r>
       <w:r>
-        <w:instrText xml:space="preserve"> PAGEREF _Toc16377 \h </w:instrText>
+        <w:instrText xml:space="preserve"> PAGEREF _Toc13478 \h </w:instrText>
       </w:r>
       <w:r>
         <w:fldChar w:fldCharType="separate"/>
@@ -648,7 +648,7 @@
           <w:shd w:val="clear" w:fill="FFFFFF"/>
           <w:lang w:val="en-US" w:eastAsia="zh-CN" w:bidi="ar"/>
         </w:rPr>
-        <w:instrText xml:space="preserve"> HYPERLINK \l _Toc26497 </w:instrText>
+        <w:instrText xml:space="preserve"> HYPERLINK \l _Toc17989 </w:instrText>
       </w:r>
       <w:r>
         <w:rPr>
@@ -680,7 +680,7 @@
         <w:fldChar w:fldCharType="begin"/>
       </w:r>
       <w:r>
-        <w:instrText xml:space="preserve"> PAGEREF _Toc26497 \h </w:instrText>
+        <w:instrText xml:space="preserve"> PAGEREF _Toc17989 \h </w:instrText>
       </w:r>
       <w:r>
         <w:fldChar w:fldCharType="separate"/>
@@ -729,7 +729,7 @@
           <w:shd w:val="clear" w:fill="FFFFFF"/>
           <w:lang w:val="en-US" w:eastAsia="zh-CN" w:bidi="ar"/>
         </w:rPr>
-        <w:instrText xml:space="preserve"> HYPERLINK \l _Toc29408 </w:instrText>
+        <w:instrText xml:space="preserve"> HYPERLINK \l _Toc31230 </w:instrText>
       </w:r>
       <w:r>
         <w:rPr>
@@ -761,7 +761,7 @@
         <w:fldChar w:fldCharType="begin"/>
       </w:r>
       <w:r>
-        <w:instrText xml:space="preserve"> PAGEREF _Toc29408 \h </w:instrText>
+        <w:instrText xml:space="preserve"> PAGEREF _Toc31230 \h </w:instrText>
       </w:r>
       <w:r>
         <w:fldChar w:fldCharType="separate"/>
@@ -810,7 +810,7 @@
           <w:shd w:val="clear" w:fill="FFFFFF"/>
           <w:lang w:val="en-US" w:eastAsia="zh-CN" w:bidi="ar"/>
         </w:rPr>
-        <w:instrText xml:space="preserve"> HYPERLINK \l _Toc12945 </w:instrText>
+        <w:instrText xml:space="preserve"> HYPERLINK \l _Toc25989 </w:instrText>
       </w:r>
       <w:r>
         <w:rPr>
@@ -842,7 +842,7 @@
         <w:fldChar w:fldCharType="begin"/>
       </w:r>
       <w:r>
-        <w:instrText xml:space="preserve"> PAGEREF _Toc12945 \h </w:instrText>
+        <w:instrText xml:space="preserve"> PAGEREF _Toc25989 \h </w:instrText>
       </w:r>
       <w:r>
         <w:fldChar w:fldCharType="separate"/>
@@ -891,7 +891,7 @@
           <w:shd w:val="clear" w:fill="FFFFFF"/>
           <w:lang w:val="en-US" w:eastAsia="zh-CN" w:bidi="ar"/>
         </w:rPr>
-        <w:instrText xml:space="preserve"> HYPERLINK \l _Toc22277 </w:instrText>
+        <w:instrText xml:space="preserve"> HYPERLINK \l _Toc3471 </w:instrText>
       </w:r>
       <w:r>
         <w:rPr>
@@ -923,7 +923,7 @@
         <w:fldChar w:fldCharType="begin"/>
       </w:r>
       <w:r>
-        <w:instrText xml:space="preserve"> PAGEREF _Toc22277 \h </w:instrText>
+        <w:instrText xml:space="preserve"> PAGEREF _Toc3471 \h </w:instrText>
       </w:r>
       <w:r>
         <w:fldChar w:fldCharType="separate"/>
@@ -972,7 +972,7 @@
           <w:shd w:val="clear" w:fill="FFFFFF"/>
           <w:lang w:val="en-US" w:eastAsia="zh-CN" w:bidi="ar"/>
         </w:rPr>
-        <w:instrText xml:space="preserve"> HYPERLINK \l _Toc25667 </w:instrText>
+        <w:instrText xml:space="preserve"> HYPERLINK \l _Toc6528 </w:instrText>
       </w:r>
       <w:r>
         <w:rPr>
@@ -997,13 +997,13 @@
         <w:fldChar w:fldCharType="begin"/>
       </w:r>
       <w:r>
-        <w:instrText xml:space="preserve"> PAGEREF _Toc25667 \h </w:instrText>
+        <w:instrText xml:space="preserve"> PAGEREF _Toc6528 \h </w:instrText>
       </w:r>
       <w:r>
         <w:fldChar w:fldCharType="separate"/>
       </w:r>
       <w:r>
-        <w:t>18</w:t>
+        <w:t>17</w:t>
       </w:r>
       <w:r>
         <w:fldChar w:fldCharType="end"/>
@@ -1046,7 +1046,7 @@
           <w:shd w:val="clear" w:fill="FFFFFF"/>
           <w:lang w:val="en-US" w:eastAsia="zh-CN" w:bidi="ar"/>
         </w:rPr>
-        <w:instrText xml:space="preserve"> HYPERLINK \l _Toc7468 </w:instrText>
+        <w:instrText xml:space="preserve"> HYPERLINK \l _Toc23984 </w:instrText>
       </w:r>
       <w:r>
         <w:rPr>
@@ -1078,13 +1078,13 @@
         <w:fldChar w:fldCharType="begin"/>
       </w:r>
       <w:r>
-        <w:instrText xml:space="preserve"> PAGEREF _Toc7468 \h </w:instrText>
+        <w:instrText xml:space="preserve"> PAGEREF _Toc23984 \h </w:instrText>
       </w:r>
       <w:r>
         <w:fldChar w:fldCharType="separate"/>
       </w:r>
       <w:r>
-        <w:t>18</w:t>
+        <w:t>17</w:t>
       </w:r>
       <w:r>
         <w:fldChar w:fldCharType="end"/>
@@ -1127,7 +1127,7 @@
           <w:shd w:val="clear" w:fill="FFFFFF"/>
           <w:lang w:val="en-US" w:eastAsia="zh-CN" w:bidi="ar"/>
         </w:rPr>
-        <w:instrText xml:space="preserve"> HYPERLINK \l _Toc7988 </w:instrText>
+        <w:instrText xml:space="preserve"> HYPERLINK \l _Toc15496 </w:instrText>
       </w:r>
       <w:r>
         <w:rPr>
@@ -1159,7 +1159,7 @@
         <w:fldChar w:fldCharType="begin"/>
       </w:r>
       <w:r>
-        <w:instrText xml:space="preserve"> PAGEREF _Toc7988 \h </w:instrText>
+        <w:instrText xml:space="preserve"> PAGEREF _Toc15496 \h </w:instrText>
       </w:r>
       <w:r>
         <w:fldChar w:fldCharType="separate"/>
@@ -1208,7 +1208,7 @@
           <w:shd w:val="clear" w:fill="FFFFFF"/>
           <w:lang w:val="en-US" w:eastAsia="zh-CN" w:bidi="ar"/>
         </w:rPr>
-        <w:instrText xml:space="preserve"> HYPERLINK \l _Toc26304 </w:instrText>
+        <w:instrText xml:space="preserve"> HYPERLINK \l _Toc13171 </w:instrText>
       </w:r>
       <w:r>
         <w:rPr>
@@ -1240,13 +1240,13 @@
         <w:fldChar w:fldCharType="begin"/>
       </w:r>
       <w:r>
-        <w:instrText xml:space="preserve"> PAGEREF _Toc26304 \h </w:instrText>
+        <w:instrText xml:space="preserve"> PAGEREF _Toc13171 \h </w:instrText>
       </w:r>
       <w:r>
         <w:fldChar w:fldCharType="separate"/>
       </w:r>
       <w:r>
-        <w:t>18</w:t>
+        <w:t>19</w:t>
       </w:r>
       <w:r>
         <w:fldChar w:fldCharType="end"/>
@@ -1289,7 +1289,7 @@
           <w:shd w:val="clear" w:fill="FFFFFF"/>
           <w:lang w:val="en-US" w:eastAsia="zh-CN" w:bidi="ar"/>
         </w:rPr>
-        <w:instrText xml:space="preserve"> HYPERLINK \l _Toc27489 </w:instrText>
+        <w:instrText xml:space="preserve"> HYPERLINK \l _Toc4937 </w:instrText>
       </w:r>
       <w:r>
         <w:rPr>
@@ -1312,7 +1312,21 @@
           <w:rFonts w:hint="eastAsia" w:ascii="Arial" w:hAnsi="Arial" w:eastAsia="黑体" w:cs="黑体"/>
           <w:lang w:eastAsia="zh-CN"/>
         </w:rPr>
-        <w:t>添加声音、过渡、粒子和摄像机抖动</w:t>
+        <w:t>添加声音、过渡、粒子</w:t>
+      </w:r>
+      <w:r>
+        <w:rPr>
+          <w:rFonts w:hint="eastAsia" w:cs="黑体"/>
+          <w:lang w:val="en-US" w:eastAsia="zh-CN"/>
+        </w:rPr>
+        <w:t>效果</w:t>
+      </w:r>
+      <w:r>
+        <w:rPr>
+          <w:rFonts w:hint="eastAsia" w:ascii="Arial" w:hAnsi="Arial" w:eastAsia="黑体" w:cs="黑体"/>
+          <w:lang w:eastAsia="zh-CN"/>
+        </w:rPr>
+        <w:t>和摄像机抖动</w:t>
       </w:r>
       <w:r>
         <w:tab/>
@@ -1321,13 +1335,13 @@
         <w:fldChar w:fldCharType="begin"/>
       </w:r>
       <w:r>
-        <w:instrText xml:space="preserve"> PAGEREF _Toc27489 \h </w:instrText>
+        <w:instrText xml:space="preserve"> PAGEREF _Toc4937 \h </w:instrText>
       </w:r>
       <w:r>
         <w:fldChar w:fldCharType="separate"/>
       </w:r>
       <w:r>
-        <w:t>18</w:t>
+        <w:t>19</w:t>
       </w:r>
       <w:r>
         <w:fldChar w:fldCharType="end"/>
@@ -1370,7 +1384,7 @@
           <w:shd w:val="clear" w:fill="FFFFFF"/>
           <w:lang w:val="en-US" w:eastAsia="zh-CN" w:bidi="ar"/>
         </w:rPr>
-        <w:instrText xml:space="preserve"> HYPERLINK \l _Toc16157 </w:instrText>
+        <w:instrText xml:space="preserve"> HYPERLINK \l _Toc26932 </w:instrText>
       </w:r>
       <w:r>
         <w:rPr>
@@ -1395,13 +1409,13 @@
         <w:fldChar w:fldCharType="begin"/>
       </w:r>
       <w:r>
-        <w:instrText xml:space="preserve"> PAGEREF _Toc16157 \h </w:instrText>
+        <w:instrText xml:space="preserve"> PAGEREF _Toc26932 \h </w:instrText>
       </w:r>
       <w:r>
         <w:fldChar w:fldCharType="separate"/>
       </w:r>
       <w:r>
-        <w:t>19</w:t>
+        <w:t>20</w:t>
       </w:r>
       <w:r>
         <w:fldChar w:fldCharType="end"/>
@@ -1444,7 +1458,7 @@
           <w:shd w:val="clear" w:fill="FFFFFF"/>
           <w:lang w:val="en-US" w:eastAsia="zh-CN" w:bidi="ar"/>
         </w:rPr>
-        <w:instrText xml:space="preserve"> HYPERLINK \l _Toc1216 </w:instrText>
+        <w:instrText xml:space="preserve"> HYPERLINK \l _Toc32162 </w:instrText>
       </w:r>
       <w:r>
         <w:rPr>
@@ -1489,13 +1503,13 @@
         <w:fldChar w:fldCharType="begin"/>
       </w:r>
       <w:r>
-        <w:instrText xml:space="preserve"> PAGEREF _Toc1216 \h </w:instrText>
+        <w:instrText xml:space="preserve"> PAGEREF _Toc32162 \h </w:instrText>
       </w:r>
       <w:r>
         <w:fldChar w:fldCharType="separate"/>
       </w:r>
       <w:r>
-        <w:t>19</w:t>
+        <w:t>20</w:t>
       </w:r>
       <w:r>
         <w:fldChar w:fldCharType="end"/>
@@ -1538,7 +1552,7 @@
           <w:shd w:val="clear" w:fill="FFFFFF"/>
           <w:lang w:val="en-US" w:eastAsia="zh-CN" w:bidi="ar"/>
         </w:rPr>
-        <w:instrText xml:space="preserve"> HYPERLINK \l _Toc66 </w:instrText>
+        <w:instrText xml:space="preserve"> HYPERLINK \l _Toc23161 </w:instrText>
       </w:r>
       <w:r>
         <w:rPr>
@@ -1583,13 +1597,13 @@
         <w:fldChar w:fldCharType="begin"/>
       </w:r>
       <w:r>
-        <w:instrText xml:space="preserve"> PAGEREF _Toc66 \h </w:instrText>
+        <w:instrText xml:space="preserve"> PAGEREF _Toc23161 \h </w:instrText>
       </w:r>
       <w:r>
         <w:fldChar w:fldCharType="separate"/>
       </w:r>
       <w:r>
-        <w:t>19</w:t>
+        <w:t>20</w:t>
       </w:r>
       <w:r>
         <w:fldChar w:fldCharType="end"/>
@@ -1632,7 +1646,7 @@
           <w:shd w:val="clear" w:fill="FFFFFF"/>
           <w:lang w:val="en-US" w:eastAsia="zh-CN" w:bidi="ar"/>
         </w:rPr>
-        <w:instrText xml:space="preserve"> HYPERLINK \l _Toc15276 </w:instrText>
+        <w:instrText xml:space="preserve"> HYPERLINK \l _Toc8063 </w:instrText>
       </w:r>
       <w:r>
         <w:rPr>
@@ -1658,13 +1672,13 @@
         <w:fldChar w:fldCharType="begin"/>
       </w:r>
       <w:r>
-        <w:instrText xml:space="preserve"> PAGEREF _Toc15276 \h </w:instrText>
+        <w:instrText xml:space="preserve"> PAGEREF _Toc8063 \h </w:instrText>
       </w:r>
       <w:r>
         <w:fldChar w:fldCharType="separate"/>
       </w:r>
       <w:r>
-        <w:t>20</w:t>
+        <w:t>21</w:t>
       </w:r>
       <w:r>
         <w:fldChar w:fldCharType="end"/>
@@ -1854,7 +1868,7 @@
           <w:lang w:val="en-US"/>
         </w:rPr>
       </w:pPr>
-      <w:bookmarkStart w:id="0" w:name="_Toc27747"/>
+      <w:bookmarkStart w:id="0" w:name="_Toc28216"/>
       <w:r>
         <w:rPr>
           <w:lang w:eastAsia="zh-CN"/>
@@ -2994,7 +3008,7 @@
         </w:rPr>
         <w:br w:type="page"/>
       </w:r>
-      <w:bookmarkStart w:id="1" w:name="_Toc29892"/>
+      <w:bookmarkStart w:id="1" w:name="_Toc11893"/>
       <w:r>
         <w:rPr>
           <w:rFonts w:hint="eastAsia" w:ascii="Calibri" w:hAnsi="Calibri" w:eastAsia="宋体" w:cs="Times New Roman"/>
@@ -3226,7 +3240,7 @@
           <w:lang w:val="en-US"/>
         </w:rPr>
       </w:pPr>
-      <w:bookmarkStart w:id="2" w:name="_Toc16377"/>
+      <w:bookmarkStart w:id="2" w:name="_Toc13478"/>
       <w:r>
         <w:rPr>
           <w:lang w:eastAsia="zh-CN"/>
@@ -3243,7 +3257,7 @@
           <w:lang w:val="en-US"/>
         </w:rPr>
       </w:pPr>
-      <w:bookmarkStart w:id="3" w:name="_Toc26497"/>
+      <w:bookmarkStart w:id="3" w:name="_Toc17989"/>
       <w:r>
         <w:rPr>
           <w:lang w:val="en-US"/>
@@ -5498,7 +5512,7 @@
           <w:lang w:val="en-US"/>
         </w:rPr>
       </w:pPr>
-      <w:bookmarkStart w:id="4" w:name="_Toc29408"/>
+      <w:bookmarkStart w:id="4" w:name="_Toc31230"/>
       <w:r>
         <w:rPr>
           <w:lang w:val="en-US"/>
@@ -6616,7 +6630,7 @@
           <w:lang w:val="en-US"/>
         </w:rPr>
       </w:pPr>
-      <w:bookmarkStart w:id="5" w:name="_Toc12945"/>
+      <w:bookmarkStart w:id="5" w:name="_Toc25989"/>
       <w:r>
         <w:rPr>
           <w:lang w:val="en-US"/>
@@ -7522,7 +7536,7 @@
           <w:lang w:val="en-US"/>
         </w:rPr>
       </w:pPr>
-      <w:bookmarkStart w:id="6" w:name="_Toc22277"/>
+      <w:bookmarkStart w:id="6" w:name="_Toc3471"/>
       <w:r>
         <w:rPr>
           <w:lang w:val="en-US"/>
@@ -7850,7 +7864,6 @@
           <w:lang w:eastAsia="zh-CN"/>
         </w:rPr>
       </w:pPr>
-      <w:bookmarkStart w:id="7" w:name="_Toc25667"/>
       <w:r>
         <w:rPr>
           <w:lang w:eastAsia="zh-CN"/>
@@ -7867,6 +7880,7 @@
           <w:lang w:val="en-US"/>
         </w:rPr>
       </w:pPr>
+      <w:bookmarkStart w:id="7" w:name="_Toc6528"/>
       <w:r>
         <w:rPr>
           <w:lang w:eastAsia="zh-CN"/>
@@ -7939,7 +7953,7 @@
           <w:lang w:val="en-US"/>
         </w:rPr>
       </w:pPr>
-      <w:bookmarkStart w:id="8" w:name="_Toc7468"/>
+      <w:bookmarkStart w:id="8" w:name="_Toc23984"/>
       <w:r>
         <w:rPr>
           <w:lang w:val="en-US"/>
@@ -8510,7 +8524,7 @@
           <w:lang w:eastAsia="zh-CN"/>
         </w:rPr>
       </w:pPr>
-      <w:bookmarkStart w:id="9" w:name="_Toc7988"/>
+      <w:bookmarkStart w:id="9" w:name="_Toc15496"/>
       <w:r>
         <w:rPr>
           <w:lang w:val="en-US"/>
@@ -8556,11 +8570,724 @@
       </w:r>
       <w:r>
         <w:rPr>
+          <w:rStyle w:val="8"/>
+          <w:rFonts w:hint="eastAsia"/>
+          <w:lang w:val="en-US"/>
+        </w:rPr>
+        <w:t>https://www.bilibili.com/video/BV1QB4y1L7gQ?spm_id_from=333.788.videopod.episodes&amp;vd_source=79fbe818ff96aae3677e123f0374bd91&amp;p=11</w:t>
+      </w:r>
+      <w:r>
+        <w:rPr>
+          <w:rFonts w:hint="eastAsia"/>
+          <w:lang w:val="en-US"/>
+        </w:rPr>
+        <w:fldChar w:fldCharType="end"/>
+      </w:r>
+    </w:p>
+    <w:p>
+      <w:pPr>
+        <w:rPr>
+          <w:rFonts w:hint="eastAsia"/>
+          <w:lang w:val="en-US" w:eastAsia="zh-CN"/>
+        </w:rPr>
+      </w:pPr>
+      <w:r>
+        <w:rPr>
+          <w:rFonts w:hint="eastAsia"/>
+          <w:lang w:val="en-US" w:eastAsia="zh-CN"/>
+        </w:rPr>
+        <w:t>我们希望能在最后一个镜头中，让敌人跑向镜头</w:t>
+      </w:r>
+    </w:p>
+    <w:p>
+      <w:pPr>
+        <w:rPr>
+          <w:rFonts w:hint="default"/>
+          <w:lang w:val="en-US" w:eastAsia="zh-CN"/>
+        </w:rPr>
+      </w:pPr>
+      <w:r>
+        <w:rPr>
+          <w:rFonts w:hint="eastAsia"/>
+          <w:lang w:val="en-US" w:eastAsia="zh-CN"/>
+        </w:rPr>
+        <w:t>首先将敌人角色放进Sequencer中，然后添加轨道，为“Animation--指定的动画资产”</w:t>
+      </w:r>
+    </w:p>
+    <w:p>
+      <w:pPr>
+        <w:keepNext w:val="0"/>
+        <w:keepLines w:val="0"/>
+        <w:widowControl w:val="0"/>
+        <w:suppressLineNumbers w:val="0"/>
+        <w:spacing w:before="0" w:beforeAutospacing="0" w:after="0" w:afterAutospacing="0"/>
+        <w:ind w:left="0" w:right="0"/>
+        <w:jc w:val="both"/>
+      </w:pPr>
+      <w:r>
+        <w:drawing>
+          <wp:inline distT="0" distB="0" distL="114300" distR="114300">
+            <wp:extent cx="5270500" cy="2071370"/>
+            <wp:effectExtent l="0" t="0" r="6350" b="5080"/>
+            <wp:docPr id="31" name="图片 1"/>
+            <wp:cNvGraphicFramePr>
+              <a:graphicFrameLocks xmlns:a="http://schemas.openxmlformats.org/drawingml/2006/main" noChangeAspect="1"/>
+            </wp:cNvGraphicFramePr>
+            <a:graphic xmlns:a="http://schemas.openxmlformats.org/drawingml/2006/main">
+              <a:graphicData uri="http://schemas.openxmlformats.org/drawingml/2006/picture">
+                <pic:pic xmlns:pic="http://schemas.openxmlformats.org/drawingml/2006/picture">
+                  <pic:nvPicPr>
+                    <pic:cNvPr id="31" name="图片 1"/>
+                    <pic:cNvPicPr>
+                      <a:picLocks noChangeAspect="1"/>
+                    </pic:cNvPicPr>
+                  </pic:nvPicPr>
+                  <pic:blipFill>
+                    <a:blip r:embed="rId34"/>
+                    <a:stretch>
+                      <a:fillRect/>
+                    </a:stretch>
+                  </pic:blipFill>
+                  <pic:spPr>
+                    <a:xfrm>
+                      <a:off x="0" y="0"/>
+                      <a:ext cx="5270500" cy="2071370"/>
+                    </a:xfrm>
+                    <a:prstGeom prst="rect">
+                      <a:avLst/>
+                    </a:prstGeom>
+                    <a:noFill/>
+                    <a:ln>
+                      <a:noFill/>
+                    </a:ln>
+                  </pic:spPr>
+                </pic:pic>
+              </a:graphicData>
+            </a:graphic>
+          </wp:inline>
+        </w:drawing>
+      </w:r>
+    </w:p>
+    <w:p>
+      <w:pPr>
+        <w:keepNext w:val="0"/>
+        <w:keepLines w:val="0"/>
+        <w:widowControl w:val="0"/>
+        <w:suppressLineNumbers w:val="0"/>
+        <w:spacing w:before="0" w:beforeAutospacing="0" w:after="0" w:afterAutospacing="0"/>
+        <w:ind w:left="0" w:right="0"/>
+        <w:jc w:val="both"/>
+        <w:rPr>
+          <w:rFonts w:hint="eastAsia"/>
+          <w:lang w:val="en-US" w:eastAsia="zh-CN"/>
+        </w:rPr>
+      </w:pPr>
+      <w:r>
+        <w:rPr>
+          <w:rFonts w:hint="eastAsia"/>
+          <w:lang w:val="en-US" w:eastAsia="zh-CN"/>
+        </w:rPr>
+        <w:t>这个时候就能在摄像机视口中看到。</w:t>
+      </w:r>
+    </w:p>
+    <w:p>
+      <w:pPr>
+        <w:keepNext w:val="0"/>
+        <w:keepLines w:val="0"/>
+        <w:widowControl w:val="0"/>
+        <w:suppressLineNumbers w:val="0"/>
+        <w:spacing w:before="0" w:beforeAutospacing="0" w:after="0" w:afterAutospacing="0"/>
+        <w:ind w:left="0" w:right="0"/>
+        <w:jc w:val="both"/>
+        <w:rPr>
+          <w:rFonts w:hint="default"/>
+          <w:lang w:val="en-US" w:eastAsia="zh-CN"/>
+        </w:rPr>
+      </w:pPr>
+      <w:r>
+        <w:rPr>
+          <w:rFonts w:hint="eastAsia"/>
+          <w:lang w:val="en-US" w:eastAsia="zh-CN"/>
+        </w:rPr>
+        <w:t>如果我们希望序列中，角色先不动（使用Idle动画），然后再开始移动，此时会有突然的动画转折。我们需要平滑一下混合一下。</w:t>
+      </w:r>
+    </w:p>
+    <w:p>
+      <w:pPr>
+        <w:keepNext w:val="0"/>
+        <w:keepLines w:val="0"/>
+        <w:widowControl w:val="0"/>
+        <w:suppressLineNumbers w:val="0"/>
+        <w:spacing w:before="0" w:beforeAutospacing="0" w:after="0" w:afterAutospacing="0"/>
+        <w:ind w:left="0" w:right="0"/>
+        <w:jc w:val="both"/>
+        <w:rPr>
+          <w:rFonts w:hint="default"/>
+          <w:lang w:val="en-US" w:eastAsia="zh-CN"/>
+        </w:rPr>
+      </w:pPr>
+      <w:r>
+        <w:rPr>
+          <w:rFonts w:hint="eastAsia"/>
+          <w:lang w:val="en-US" w:eastAsia="zh-CN"/>
+        </w:rPr>
+        <w:t>此时我们已经有了Animation轨道。这个轨道里面有个小变量：权重Weight</w:t>
+      </w:r>
+    </w:p>
+    <w:p>
+      <w:pPr>
+        <w:keepNext w:val="0"/>
+        <w:keepLines w:val="0"/>
+        <w:widowControl w:val="0"/>
+        <w:suppressLineNumbers w:val="0"/>
+        <w:spacing w:before="0" w:beforeAutospacing="0" w:after="0" w:afterAutospacing="0"/>
+        <w:ind w:left="0" w:right="0"/>
+        <w:jc w:val="both"/>
+      </w:pPr>
+      <w:r>
+        <w:drawing>
+          <wp:inline distT="0" distB="0" distL="114300" distR="114300">
+            <wp:extent cx="3952875" cy="923925"/>
+            <wp:effectExtent l="0" t="0" r="0" b="0"/>
+            <wp:docPr id="33" name="图片 3"/>
+            <wp:cNvGraphicFramePr>
+              <a:graphicFrameLocks xmlns:a="http://schemas.openxmlformats.org/drawingml/2006/main" noChangeAspect="1"/>
+            </wp:cNvGraphicFramePr>
+            <a:graphic xmlns:a="http://schemas.openxmlformats.org/drawingml/2006/main">
+              <a:graphicData uri="http://schemas.openxmlformats.org/drawingml/2006/picture">
+                <pic:pic xmlns:pic="http://schemas.openxmlformats.org/drawingml/2006/picture">
+                  <pic:nvPicPr>
+                    <pic:cNvPr id="33" name="图片 3"/>
+                    <pic:cNvPicPr>
+                      <a:picLocks noChangeAspect="1"/>
+                    </pic:cNvPicPr>
+                  </pic:nvPicPr>
+                  <pic:blipFill>
+                    <a:blip r:embed="rId35"/>
+                    <a:stretch>
+                      <a:fillRect/>
+                    </a:stretch>
+                  </pic:blipFill>
+                  <pic:spPr>
+                    <a:xfrm>
+                      <a:off x="0" y="0"/>
+                      <a:ext cx="3952875" cy="923925"/>
+                    </a:xfrm>
+                    <a:prstGeom prst="rect">
+                      <a:avLst/>
+                    </a:prstGeom>
+                    <a:noFill/>
+                    <a:ln>
+                      <a:noFill/>
+                    </a:ln>
+                  </pic:spPr>
+                </pic:pic>
+              </a:graphicData>
+            </a:graphic>
+          </wp:inline>
+        </w:drawing>
+      </w:r>
+    </w:p>
+    <w:p>
+      <w:pPr>
+        <w:keepNext w:val="0"/>
+        <w:keepLines w:val="0"/>
+        <w:widowControl w:val="0"/>
+        <w:suppressLineNumbers w:val="0"/>
+        <w:spacing w:before="0" w:beforeAutospacing="0" w:after="0" w:afterAutospacing="0"/>
+        <w:ind w:left="0" w:right="0"/>
+        <w:jc w:val="both"/>
+        <w:rPr>
+          <w:rFonts w:hint="default"/>
+          <w:lang w:val="en-US" w:eastAsia="zh-CN"/>
+        </w:rPr>
+      </w:pPr>
+      <w:r>
+        <w:rPr>
+          <w:rFonts w:hint="eastAsia"/>
+          <w:lang w:val="en-US" w:eastAsia="zh-CN"/>
+        </w:rPr>
+        <w:t>我们可以改变动画权重。这个权重也是可以加关键帧的。（一个动画资产占用一个轨道）</w:t>
+      </w:r>
+    </w:p>
+    <w:p>
+      <w:pPr>
+        <w:keepNext w:val="0"/>
+        <w:keepLines w:val="0"/>
+        <w:widowControl w:val="0"/>
+        <w:suppressLineNumbers w:val="0"/>
+        <w:spacing w:before="0" w:beforeAutospacing="0" w:after="0" w:afterAutospacing="0"/>
+        <w:ind w:left="0" w:right="0"/>
+        <w:jc w:val="both"/>
+      </w:pPr>
+      <w:r>
+        <w:drawing>
+          <wp:inline distT="0" distB="0" distL="114300" distR="114300">
+            <wp:extent cx="5265420" cy="507365"/>
+            <wp:effectExtent l="0" t="0" r="1905" b="6985"/>
+            <wp:docPr id="34" name="图片 4"/>
+            <wp:cNvGraphicFramePr>
+              <a:graphicFrameLocks xmlns:a="http://schemas.openxmlformats.org/drawingml/2006/main" noChangeAspect="1"/>
+            </wp:cNvGraphicFramePr>
+            <a:graphic xmlns:a="http://schemas.openxmlformats.org/drawingml/2006/main">
+              <a:graphicData uri="http://schemas.openxmlformats.org/drawingml/2006/picture">
+                <pic:pic xmlns:pic="http://schemas.openxmlformats.org/drawingml/2006/picture">
+                  <pic:nvPicPr>
+                    <pic:cNvPr id="34" name="图片 4"/>
+                    <pic:cNvPicPr>
+                      <a:picLocks noChangeAspect="1"/>
+                    </pic:cNvPicPr>
+                  </pic:nvPicPr>
+                  <pic:blipFill>
+                    <a:blip r:embed="rId36"/>
+                    <a:stretch>
+                      <a:fillRect/>
+                    </a:stretch>
+                  </pic:blipFill>
+                  <pic:spPr>
+                    <a:xfrm>
+                      <a:off x="0" y="0"/>
+                      <a:ext cx="5265420" cy="507365"/>
+                    </a:xfrm>
+                    <a:prstGeom prst="rect">
+                      <a:avLst/>
+                    </a:prstGeom>
+                    <a:noFill/>
+                    <a:ln>
+                      <a:noFill/>
+                    </a:ln>
+                  </pic:spPr>
+                </pic:pic>
+              </a:graphicData>
+            </a:graphic>
+          </wp:inline>
+        </w:drawing>
+      </w:r>
+    </w:p>
+    <w:p>
+      <w:pPr>
+        <w:keepNext w:val="0"/>
+        <w:keepLines w:val="0"/>
+        <w:widowControl w:val="0"/>
+        <w:suppressLineNumbers w:val="0"/>
+        <w:spacing w:before="0" w:beforeAutospacing="0" w:after="0" w:afterAutospacing="0"/>
+        <w:ind w:left="0" w:right="0"/>
+        <w:jc w:val="both"/>
+        <w:rPr>
+          <w:rFonts w:hint="eastAsia"/>
+          <w:lang w:val="en-US" w:eastAsia="zh-CN"/>
+        </w:rPr>
+      </w:pPr>
+      <w:r>
+        <w:rPr>
+          <w:rFonts w:hint="eastAsia"/>
+          <w:lang w:val="en-US" w:eastAsia="zh-CN"/>
+        </w:rPr>
+        <w:t>这样可以有个过渡。</w:t>
+      </w:r>
+    </w:p>
+    <w:p>
+      <w:pPr>
+        <w:keepNext w:val="0"/>
+        <w:keepLines w:val="0"/>
+        <w:widowControl w:val="0"/>
+        <w:suppressLineNumbers w:val="0"/>
+        <w:spacing w:before="0" w:beforeAutospacing="0" w:after="0" w:afterAutospacing="0"/>
+        <w:ind w:left="0" w:right="0"/>
+        <w:jc w:val="both"/>
+        <w:rPr>
+          <w:rFonts w:hint="eastAsia"/>
+          <w:lang w:val="en-US" w:eastAsia="zh-CN"/>
+        </w:rPr>
+      </w:pPr>
+    </w:p>
+    <w:p>
+      <w:pPr>
+        <w:keepNext w:val="0"/>
+        <w:keepLines w:val="0"/>
+        <w:widowControl w:val="0"/>
+        <w:suppressLineNumbers w:val="0"/>
+        <w:spacing w:before="0" w:beforeAutospacing="0" w:after="0" w:afterAutospacing="0"/>
+        <w:ind w:left="0" w:right="0"/>
+        <w:jc w:val="both"/>
+        <w:rPr>
+          <w:rFonts w:hint="default"/>
+          <w:lang w:val="en-US" w:eastAsia="zh-CN"/>
+        </w:rPr>
+      </w:pPr>
+      <w:r>
+        <w:rPr>
+          <w:rFonts w:hint="eastAsia"/>
+          <w:lang w:val="en-US" w:eastAsia="zh-CN"/>
+        </w:rPr>
+        <w:t>最后给Sequencer中的角色轨道加一个Transform轨道，这样就可以实现角色的实际移动了。</w:t>
+      </w:r>
+    </w:p>
+    <w:p>
+      <w:pPr>
+        <w:pStyle w:val="3"/>
+        <w:widowControl/>
+        <w:rPr>
+          <w:lang w:val="en-US"/>
+        </w:rPr>
+      </w:pPr>
+      <w:bookmarkStart w:id="10" w:name="_Toc13171"/>
+      <w:r>
+        <w:rPr>
+          <w:lang w:val="en-US"/>
+        </w:rPr>
+        <w:t>3.</w:t>
+      </w:r>
+      <w:r>
+        <w:rPr>
+          <w:rFonts w:hint="eastAsia" w:ascii="Arial" w:hAnsi="Arial" w:eastAsia="黑体" w:cs="黑体"/>
+          <w:lang w:eastAsia="zh-CN"/>
+        </w:rPr>
+        <w:t>在主序列合并镜头</w:t>
+      </w:r>
+      <w:bookmarkEnd w:id="10"/>
+    </w:p>
+    <w:p>
+      <w:pPr>
+        <w:keepNext w:val="0"/>
+        <w:keepLines w:val="0"/>
+        <w:widowControl w:val="0"/>
+        <w:suppressLineNumbers w:val="0"/>
+        <w:spacing w:before="0" w:beforeAutospacing="0" w:after="0" w:afterAutospacing="0"/>
+        <w:ind w:left="0" w:right="0"/>
+        <w:jc w:val="both"/>
+        <w:rPr>
+          <w:rFonts w:hint="default"/>
+          <w:lang w:val="en-US" w:eastAsia="zh-CN"/>
+        </w:rPr>
+      </w:pPr>
+      <w:r>
+        <w:rPr>
+          <w:rFonts w:hint="eastAsia"/>
+          <w:lang w:val="en-US" w:eastAsia="zh-CN"/>
+        </w:rPr>
+        <w:t>创建新的关卡序列，添加Shot的轨道</w:t>
+      </w:r>
+    </w:p>
+    <w:p>
+      <w:pPr>
+        <w:keepNext w:val="0"/>
+        <w:keepLines w:val="0"/>
+        <w:widowControl w:val="0"/>
+        <w:suppressLineNumbers w:val="0"/>
+        <w:spacing w:before="0" w:beforeAutospacing="0" w:after="0" w:afterAutospacing="0"/>
+        <w:ind w:left="0" w:right="0"/>
+        <w:jc w:val="both"/>
+      </w:pPr>
+      <w:r>
+        <w:drawing>
+          <wp:inline distT="0" distB="0" distL="114300" distR="114300">
+            <wp:extent cx="2847975" cy="2447925"/>
+            <wp:effectExtent l="0" t="0" r="0" b="0"/>
+            <wp:docPr id="32" name="图片 1"/>
+            <wp:cNvGraphicFramePr>
+              <a:graphicFrameLocks xmlns:a="http://schemas.openxmlformats.org/drawingml/2006/main" noChangeAspect="1"/>
+            </wp:cNvGraphicFramePr>
+            <a:graphic xmlns:a="http://schemas.openxmlformats.org/drawingml/2006/main">
+              <a:graphicData uri="http://schemas.openxmlformats.org/drawingml/2006/picture">
+                <pic:pic xmlns:pic="http://schemas.openxmlformats.org/drawingml/2006/picture">
+                  <pic:nvPicPr>
+                    <pic:cNvPr id="32" name="图片 1"/>
+                    <pic:cNvPicPr>
+                      <a:picLocks noChangeAspect="1"/>
+                    </pic:cNvPicPr>
+                  </pic:nvPicPr>
+                  <pic:blipFill>
+                    <a:blip r:embed="rId37"/>
+                    <a:stretch>
+                      <a:fillRect/>
+                    </a:stretch>
+                  </pic:blipFill>
+                  <pic:spPr>
+                    <a:xfrm>
+                      <a:off x="0" y="0"/>
+                      <a:ext cx="2847975" cy="2447925"/>
+                    </a:xfrm>
+                    <a:prstGeom prst="rect">
+                      <a:avLst/>
+                    </a:prstGeom>
+                    <a:noFill/>
+                    <a:ln>
+                      <a:noFill/>
+                    </a:ln>
+                  </pic:spPr>
+                </pic:pic>
+              </a:graphicData>
+            </a:graphic>
+          </wp:inline>
+        </w:drawing>
+      </w:r>
+    </w:p>
+    <w:p>
+      <w:pPr>
+        <w:keepNext w:val="0"/>
+        <w:keepLines w:val="0"/>
+        <w:widowControl w:val="0"/>
+        <w:suppressLineNumbers w:val="0"/>
+        <w:spacing w:before="0" w:beforeAutospacing="0" w:after="0" w:afterAutospacing="0"/>
+        <w:ind w:left="0" w:right="0"/>
+        <w:jc w:val="both"/>
+        <w:rPr>
+          <w:rFonts w:hint="default"/>
+          <w:lang w:val="en-US" w:eastAsia="zh-CN"/>
+        </w:rPr>
+      </w:pPr>
+      <w:r>
+        <w:rPr>
+          <w:rFonts w:hint="eastAsia"/>
+          <w:lang w:val="en-US" w:eastAsia="zh-CN"/>
+        </w:rPr>
+        <w:t>然后在Shot轨道中添加前面创建的动画序列</w:t>
+      </w:r>
+    </w:p>
+    <w:p>
+      <w:pPr>
+        <w:keepNext w:val="0"/>
+        <w:keepLines w:val="0"/>
+        <w:widowControl w:val="0"/>
+        <w:suppressLineNumbers w:val="0"/>
+        <w:spacing w:before="0" w:beforeAutospacing="0" w:after="0" w:afterAutospacing="0"/>
+        <w:ind w:left="0" w:right="0"/>
+        <w:jc w:val="both"/>
+        <w:rPr>
+          <w:rFonts w:hint="default"/>
+          <w:lang w:val="en-US" w:eastAsia="zh-CN"/>
+        </w:rPr>
+      </w:pPr>
+      <w:r>
+        <w:drawing>
+          <wp:inline distT="0" distB="0" distL="114300" distR="114300">
+            <wp:extent cx="3943350" cy="1190625"/>
+            <wp:effectExtent l="0" t="0" r="0" b="0"/>
+            <wp:docPr id="35" name="图片 2"/>
+            <wp:cNvGraphicFramePr>
+              <a:graphicFrameLocks xmlns:a="http://schemas.openxmlformats.org/drawingml/2006/main" noChangeAspect="1"/>
+            </wp:cNvGraphicFramePr>
+            <a:graphic xmlns:a="http://schemas.openxmlformats.org/drawingml/2006/main">
+              <a:graphicData uri="http://schemas.openxmlformats.org/drawingml/2006/picture">
+                <pic:pic xmlns:pic="http://schemas.openxmlformats.org/drawingml/2006/picture">
+                  <pic:nvPicPr>
+                    <pic:cNvPr id="35" name="图片 2"/>
+                    <pic:cNvPicPr>
+                      <a:picLocks noChangeAspect="1"/>
+                    </pic:cNvPicPr>
+                  </pic:nvPicPr>
+                  <pic:blipFill>
+                    <a:blip r:embed="rId38"/>
+                    <a:stretch>
+                      <a:fillRect/>
+                    </a:stretch>
+                  </pic:blipFill>
+                  <pic:spPr>
+                    <a:xfrm>
+                      <a:off x="0" y="0"/>
+                      <a:ext cx="3943350" cy="1190625"/>
+                    </a:xfrm>
+                    <a:prstGeom prst="rect">
+                      <a:avLst/>
+                    </a:prstGeom>
+                    <a:noFill/>
+                    <a:ln>
+                      <a:noFill/>
+                    </a:ln>
+                  </pic:spPr>
+                </pic:pic>
+              </a:graphicData>
+            </a:graphic>
+          </wp:inline>
+        </w:drawing>
+      </w:r>
+    </w:p>
+    <w:p>
+      <w:pPr>
+        <w:keepNext w:val="0"/>
+        <w:keepLines w:val="0"/>
+        <w:widowControl w:val="0"/>
+        <w:suppressLineNumbers w:val="0"/>
+        <w:spacing w:before="0" w:beforeAutospacing="0" w:after="0" w:afterAutospacing="0"/>
+        <w:ind w:left="0" w:right="0"/>
+        <w:jc w:val="both"/>
+        <w:rPr>
+          <w:rFonts w:hint="default" w:eastAsiaTheme="minorEastAsia"/>
+          <w:lang w:val="en-US" w:eastAsia="zh-CN"/>
+        </w:rPr>
+      </w:pPr>
+      <w:r>
+        <w:rPr>
+          <w:rFonts w:hint="eastAsia"/>
+          <w:lang w:val="en-US" w:eastAsia="zh-CN"/>
+        </w:rPr>
+        <w:t>这个轨道可以加许多Shot，而且可以自定义选择这些Shot的片段</w:t>
+      </w:r>
+    </w:p>
+    <w:p>
+      <w:pPr>
+        <w:keepNext w:val="0"/>
+        <w:keepLines w:val="0"/>
+        <w:widowControl w:val="0"/>
+        <w:suppressLineNumbers w:val="0"/>
+        <w:spacing w:before="0" w:beforeAutospacing="0" w:after="0" w:afterAutospacing="0"/>
+        <w:ind w:left="0" w:right="0"/>
+        <w:jc w:val="both"/>
+      </w:pPr>
+    </w:p>
+    <w:p>
+      <w:pPr>
+        <w:keepNext w:val="0"/>
+        <w:keepLines w:val="0"/>
+        <w:widowControl w:val="0"/>
+        <w:suppressLineNumbers w:val="0"/>
+        <w:spacing w:before="0" w:beforeAutospacing="0" w:after="0" w:afterAutospacing="0"/>
+        <w:ind w:left="0" w:right="0"/>
+        <w:jc w:val="both"/>
+      </w:pPr>
+    </w:p>
+    <w:p>
+      <w:pPr>
+        <w:keepNext w:val="0"/>
+        <w:keepLines w:val="0"/>
+        <w:widowControl w:val="0"/>
+        <w:suppressLineNumbers w:val="0"/>
+        <w:spacing w:before="0" w:beforeAutospacing="0" w:after="0" w:afterAutospacing="0"/>
+        <w:ind w:left="0" w:right="0"/>
+        <w:jc w:val="both"/>
+      </w:pPr>
+    </w:p>
+    <w:p>
+      <w:pPr>
+        <w:keepNext w:val="0"/>
+        <w:keepLines w:val="0"/>
+        <w:widowControl w:val="0"/>
+        <w:suppressLineNumbers w:val="0"/>
+        <w:spacing w:before="0" w:beforeAutospacing="0" w:after="0" w:afterAutospacing="0"/>
+        <w:ind w:left="0" w:right="0"/>
+        <w:jc w:val="both"/>
+      </w:pPr>
+    </w:p>
+    <w:p>
+      <w:pPr>
+        <w:keepNext w:val="0"/>
+        <w:keepLines w:val="0"/>
+        <w:widowControl w:val="0"/>
+        <w:suppressLineNumbers w:val="0"/>
+        <w:spacing w:before="0" w:beforeAutospacing="0" w:after="0" w:afterAutospacing="0"/>
+        <w:ind w:left="0" w:right="0"/>
+        <w:jc w:val="both"/>
+      </w:pPr>
+    </w:p>
+    <w:p>
+      <w:pPr>
+        <w:keepNext w:val="0"/>
+        <w:keepLines w:val="0"/>
+        <w:widowControl w:val="0"/>
+        <w:suppressLineNumbers w:val="0"/>
+        <w:spacing w:before="0" w:beforeAutospacing="0" w:after="0" w:afterAutospacing="0"/>
+        <w:ind w:left="0" w:right="0"/>
+        <w:jc w:val="both"/>
+        <w:rPr>
+          <w:lang w:val="en-US"/>
+        </w:rPr>
+      </w:pPr>
+    </w:p>
+    <w:p>
+      <w:pPr>
+        <w:pStyle w:val="3"/>
+        <w:widowControl/>
+        <w:rPr>
+          <w:rFonts w:hint="eastAsia" w:ascii="Arial" w:hAnsi="Arial" w:eastAsia="黑体" w:cs="黑体"/>
+          <w:lang w:eastAsia="zh-CN"/>
+        </w:rPr>
+      </w:pPr>
+      <w:bookmarkStart w:id="11" w:name="_Toc4937"/>
+      <w:r>
+        <w:rPr>
+          <w:lang w:val="en-US"/>
+        </w:rPr>
+        <w:t>4.</w:t>
+      </w:r>
+      <w:r>
+        <w:rPr>
+          <w:rFonts w:hint="eastAsia" w:ascii="Arial" w:hAnsi="Arial" w:eastAsia="黑体" w:cs="黑体"/>
+          <w:lang w:eastAsia="zh-CN"/>
+        </w:rPr>
+        <w:t>添加声音、过渡、</w:t>
+      </w:r>
+      <w:r>
+        <w:rPr>
+          <w:rFonts w:hint="eastAsia" w:ascii="Arial" w:hAnsi="Arial" w:eastAsia="黑体" w:cs="黑体"/>
+          <w:b/>
+          <w:bCs w:val="0"/>
+          <w:lang w:eastAsia="zh-CN"/>
+        </w:rPr>
+        <w:t>粒子</w:t>
+      </w:r>
+      <w:r>
+        <w:rPr>
+          <w:rFonts w:hint="eastAsia" w:cs="黑体"/>
+          <w:b/>
+          <w:bCs w:val="0"/>
+          <w:lang w:val="en-US" w:eastAsia="zh-CN"/>
+        </w:rPr>
+        <w:t>效果</w:t>
+      </w:r>
+      <w:r>
+        <w:rPr>
+          <w:rFonts w:hint="eastAsia" w:ascii="Arial" w:hAnsi="Arial" w:eastAsia="黑体" w:cs="黑体"/>
+          <w:b/>
+          <w:bCs w:val="0"/>
+          <w:lang w:eastAsia="zh-CN"/>
+        </w:rPr>
+        <w:t>和摄像</w:t>
+      </w:r>
+      <w:r>
+        <w:rPr>
+          <w:rFonts w:hint="eastAsia" w:ascii="Arial" w:hAnsi="Arial" w:eastAsia="黑体" w:cs="黑体"/>
+          <w:lang w:eastAsia="zh-CN"/>
+        </w:rPr>
+        <w:t>机抖动</w:t>
+      </w:r>
+      <w:bookmarkEnd w:id="11"/>
+    </w:p>
+    <w:p>
+      <w:pPr>
+        <w:rPr>
+          <w:rFonts w:hint="eastAsia"/>
+          <w:lang w:val="en-US"/>
+        </w:rPr>
+      </w:pPr>
+      <w:r>
+        <w:rPr>
+          <w:rFonts w:hint="eastAsia"/>
+          <w:lang w:val="en-US"/>
+        </w:rPr>
+        <w:fldChar w:fldCharType="begin"/>
+      </w:r>
+      <w:r>
+        <w:rPr>
+          <w:rFonts w:hint="eastAsia"/>
+          <w:lang w:val="en-US"/>
+        </w:rPr>
+        <w:instrText xml:space="preserve"> HYPERLINK "https://www.bilibili.com/video/BV1QB4y1L7gQ?spm_id_from=333.788.videopod.episodes&amp;vd_source=79fbe818ff96aae3677e123f0374bd91&amp;p=13" </w:instrText>
+      </w:r>
+      <w:r>
+        <w:rPr>
+          <w:rFonts w:hint="eastAsia"/>
+          <w:lang w:val="en-US"/>
+        </w:rPr>
+        <w:fldChar w:fldCharType="separate"/>
+      </w:r>
+      <w:r>
+        <w:rPr>
           <w:rStyle w:val="9"/>
           <w:rFonts w:hint="eastAsia"/>
           <w:lang w:val="en-US"/>
         </w:rPr>
-        <w:t>https://www.bilibili.com/video/BV1QB4y1L7gQ?spm_id_from=333.788.videopod.episodes&amp;vd_source=79fbe818ff96aae3677e123f0374bd91&amp;p=11</w:t>
+        <w:t>https://www.bilibili.com/video/BV1QB4y1L7gQ?spm_id_from=333.788.videopod.episodes&amp;vd_source=79fbe818ff96aae3677e123f0374bd91&amp;p=13</w:t>
       </w:r>
       <w:r>
         <w:rPr>
@@ -8577,98 +9304,6 @@
           <w:lang w:val="en-US"/>
         </w:rPr>
       </w:pPr>
-      <w:bookmarkStart w:id="16" w:name="_GoBack"/>
-      <w:bookmarkEnd w:id="16"/>
-    </w:p>
-    <w:p>
-      <w:pPr>
-        <w:keepNext w:val="0"/>
-        <w:keepLines w:val="0"/>
-        <w:widowControl w:val="0"/>
-        <w:suppressLineNumbers w:val="0"/>
-        <w:spacing w:before="0" w:beforeAutospacing="0" w:after="0" w:afterAutospacing="0"/>
-        <w:ind w:left="0" w:right="0"/>
-        <w:jc w:val="both"/>
-        <w:rPr>
-          <w:lang w:val="en-US"/>
-        </w:rPr>
-      </w:pPr>
-    </w:p>
-    <w:p>
-      <w:pPr>
-        <w:pStyle w:val="3"/>
-        <w:widowControl/>
-        <w:rPr>
-          <w:lang w:val="en-US"/>
-        </w:rPr>
-      </w:pPr>
-      <w:bookmarkStart w:id="10" w:name="_Toc26304"/>
-      <w:r>
-        <w:rPr>
-          <w:lang w:val="en-US"/>
-        </w:rPr>
-        <w:t>3.</w:t>
-      </w:r>
-      <w:r>
-        <w:rPr>
-          <w:rFonts w:hint="eastAsia" w:ascii="Arial" w:hAnsi="Arial" w:eastAsia="黑体" w:cs="黑体"/>
-          <w:lang w:eastAsia="zh-CN"/>
-        </w:rPr>
-        <w:t>在主序列合并镜头</w:t>
-      </w:r>
-      <w:bookmarkEnd w:id="10"/>
-    </w:p>
-    <w:p>
-      <w:pPr>
-        <w:keepNext w:val="0"/>
-        <w:keepLines w:val="0"/>
-        <w:widowControl w:val="0"/>
-        <w:suppressLineNumbers w:val="0"/>
-        <w:spacing w:before="0" w:beforeAutospacing="0" w:after="0" w:afterAutospacing="0"/>
-        <w:ind w:left="0" w:right="0"/>
-        <w:jc w:val="both"/>
-        <w:rPr>
-          <w:lang w:val="en-US"/>
-        </w:rPr>
-      </w:pPr>
-    </w:p>
-    <w:p>
-      <w:pPr>
-        <w:keepNext w:val="0"/>
-        <w:keepLines w:val="0"/>
-        <w:widowControl w:val="0"/>
-        <w:suppressLineNumbers w:val="0"/>
-        <w:spacing w:before="0" w:beforeAutospacing="0" w:after="0" w:afterAutospacing="0"/>
-        <w:ind w:left="0" w:right="0"/>
-        <w:jc w:val="both"/>
-        <w:rPr>
-          <w:lang w:val="en-US"/>
-        </w:rPr>
-      </w:pPr>
-    </w:p>
-    <w:p>
-      <w:pPr>
-        <w:pStyle w:val="3"/>
-        <w:widowControl/>
-        <w:rPr>
-          <w:lang w:val="en-US"/>
-        </w:rPr>
-      </w:pPr>
-      <w:bookmarkStart w:id="11" w:name="_Toc27489"/>
-      <w:r>
-        <w:rPr>
-          <w:lang w:val="en-US"/>
-        </w:rPr>
-        <w:t>4.</w:t>
-      </w:r>
-      <w:r>
-        <w:rPr>
-          <w:rFonts w:hint="eastAsia" w:ascii="Arial" w:hAnsi="Arial" w:eastAsia="黑体" w:cs="黑体"/>
-          <w:lang w:eastAsia="zh-CN"/>
-        </w:rPr>
-        <w:t>添加声音、过渡、粒子和摄像机抖动</w:t>
-      </w:r>
-      <w:bookmarkEnd w:id="11"/>
     </w:p>
     <w:p>
       <w:pPr>
@@ -8787,7 +9422,7 @@
           <w:lang w:val="en-US"/>
         </w:rPr>
       </w:pPr>
-      <w:bookmarkStart w:id="12" w:name="_Toc16157"/>
+      <w:bookmarkStart w:id="12" w:name="_Toc26932"/>
       <w:r>
         <w:rPr>
           <w:lang w:eastAsia="zh-CN"/>
@@ -8804,7 +9439,7 @@
           <w:lang w:val="en-US"/>
         </w:rPr>
       </w:pPr>
-      <w:bookmarkStart w:id="13" w:name="_Toc1216"/>
+      <w:bookmarkStart w:id="13" w:name="_Toc32162"/>
       <w:r>
         <w:rPr>
           <w:lang w:val="en-US"/>
@@ -8843,9 +9478,258 @@
         <w:ind w:left="0" w:right="0"/>
         <w:jc w:val="both"/>
         <w:rPr>
-          <w:lang w:val="en-US"/>
-        </w:rPr>
-      </w:pPr>
+          <w:rFonts w:hint="eastAsia"/>
+          <w:lang w:val="en-US" w:eastAsia="zh-CN"/>
+        </w:rPr>
+      </w:pPr>
+      <w:r>
+        <w:rPr>
+          <w:rFonts w:hint="eastAsia"/>
+          <w:lang w:val="en-US" w:eastAsia="zh-CN"/>
+        </w:rPr>
+        <w:t>首先，场景中的动画序列，在细节面板中有一个选项为“PLAYBACK--Auto Play”，如果打勾，只要游戏一开始，这个动画就会开始。这是最简单的激活方法，但是只适用于开始游戏时。</w:t>
+      </w:r>
+    </w:p>
+    <w:p>
+      <w:pPr>
+        <w:keepNext w:val="0"/>
+        <w:keepLines w:val="0"/>
+        <w:widowControl w:val="0"/>
+        <w:suppressLineNumbers w:val="0"/>
+        <w:spacing w:before="0" w:beforeAutospacing="0" w:after="0" w:afterAutospacing="0"/>
+        <w:ind w:left="0" w:right="0"/>
+        <w:jc w:val="both"/>
+        <w:rPr>
+          <w:rFonts w:hint="default"/>
+          <w:lang w:val="en-US" w:eastAsia="zh-CN"/>
+        </w:rPr>
+      </w:pPr>
+    </w:p>
+    <w:p>
+      <w:pPr>
+        <w:keepNext w:val="0"/>
+        <w:keepLines w:val="0"/>
+        <w:widowControl w:val="0"/>
+        <w:suppressLineNumbers w:val="0"/>
+        <w:spacing w:before="0" w:beforeAutospacing="0" w:after="0" w:afterAutospacing="0"/>
+        <w:ind w:left="0" w:right="0"/>
+        <w:jc w:val="both"/>
+        <w:rPr>
+          <w:rFonts w:hint="default" w:eastAsiaTheme="minorEastAsia"/>
+          <w:lang w:val="en-US" w:eastAsia="zh-CN"/>
+        </w:rPr>
+      </w:pPr>
+      <w:r>
+        <w:rPr>
+          <w:rFonts w:hint="eastAsia"/>
+          <w:lang w:val="en-US" w:eastAsia="zh-CN"/>
+        </w:rPr>
+        <w:t>（下面这个激活方法，我们需要，当激活过场动画时，时间并不是从轨道的0处开始，而是从0的半秒前开始）</w:t>
+      </w:r>
+    </w:p>
+    <w:p>
+      <w:pPr>
+        <w:keepNext w:val="0"/>
+        <w:keepLines w:val="0"/>
+        <w:widowControl w:val="0"/>
+        <w:suppressLineNumbers w:val="0"/>
+        <w:spacing w:before="0" w:beforeAutospacing="0" w:after="0" w:afterAutospacing="0"/>
+        <w:ind w:left="0" w:right="0"/>
+        <w:jc w:val="both"/>
+        <w:rPr>
+          <w:rFonts w:hint="eastAsia"/>
+          <w:lang w:val="en-US" w:eastAsia="zh-CN"/>
+        </w:rPr>
+      </w:pPr>
+      <w:r>
+        <w:rPr>
+          <w:rFonts w:hint="eastAsia"/>
+          <w:lang w:val="en-US" w:eastAsia="zh-CN"/>
+        </w:rPr>
+        <w:t>Create Level Sequence Player函数，创建关卡序列播放器。在创建完成后，给返回值调用Play函数，即可播放（也可以从OutActor处得到他的Sequence Player变量并调用Play函数）</w:t>
+      </w:r>
+    </w:p>
+    <w:p>
+      <w:pPr>
+        <w:keepNext w:val="0"/>
+        <w:keepLines w:val="0"/>
+        <w:widowControl w:val="0"/>
+        <w:suppressLineNumbers w:val="0"/>
+        <w:spacing w:before="0" w:beforeAutospacing="0" w:after="0" w:afterAutospacing="0"/>
+        <w:ind w:left="0" w:right="0"/>
+        <w:jc w:val="both"/>
+        <w:rPr>
+          <w:rFonts w:hint="default"/>
+          <w:lang w:val="en-US" w:eastAsia="zh-CN"/>
+        </w:rPr>
+      </w:pPr>
+      <w:r>
+        <w:drawing>
+          <wp:inline distT="0" distB="0" distL="114300" distR="114300">
+            <wp:extent cx="5266690" cy="1797050"/>
+            <wp:effectExtent l="0" t="0" r="635" b="3175"/>
+            <wp:docPr id="36" name="图片 3"/>
+            <wp:cNvGraphicFramePr>
+              <a:graphicFrameLocks xmlns:a="http://schemas.openxmlformats.org/drawingml/2006/main" noChangeAspect="1"/>
+            </wp:cNvGraphicFramePr>
+            <a:graphic xmlns:a="http://schemas.openxmlformats.org/drawingml/2006/main">
+              <a:graphicData uri="http://schemas.openxmlformats.org/drawingml/2006/picture">
+                <pic:pic xmlns:pic="http://schemas.openxmlformats.org/drawingml/2006/picture">
+                  <pic:nvPicPr>
+                    <pic:cNvPr id="36" name="图片 3"/>
+                    <pic:cNvPicPr>
+                      <a:picLocks noChangeAspect="1"/>
+                    </pic:cNvPicPr>
+                  </pic:nvPicPr>
+                  <pic:blipFill>
+                    <a:blip r:embed="rId39"/>
+                    <a:stretch>
+                      <a:fillRect/>
+                    </a:stretch>
+                  </pic:blipFill>
+                  <pic:spPr>
+                    <a:xfrm>
+                      <a:off x="0" y="0"/>
+                      <a:ext cx="5266690" cy="1797050"/>
+                    </a:xfrm>
+                    <a:prstGeom prst="rect">
+                      <a:avLst/>
+                    </a:prstGeom>
+                    <a:noFill/>
+                    <a:ln>
+                      <a:noFill/>
+                    </a:ln>
+                  </pic:spPr>
+                </pic:pic>
+              </a:graphicData>
+            </a:graphic>
+          </wp:inline>
+        </w:drawing>
+      </w:r>
+    </w:p>
+    <w:p>
+      <w:pPr>
+        <w:keepNext w:val="0"/>
+        <w:keepLines w:val="0"/>
+        <w:widowControl w:val="0"/>
+        <w:suppressLineNumbers w:val="0"/>
+        <w:spacing w:before="0" w:beforeAutospacing="0" w:after="0" w:afterAutospacing="0"/>
+        <w:ind w:left="0" w:right="0"/>
+        <w:jc w:val="both"/>
+        <w:rPr>
+          <w:rFonts w:hint="eastAsia"/>
+          <w:lang w:val="en-US" w:eastAsia="zh-CN"/>
+        </w:rPr>
+      </w:pPr>
+      <w:r>
+        <w:rPr>
+          <w:rFonts w:hint="eastAsia"/>
+          <w:lang w:val="en-US" w:eastAsia="zh-CN"/>
+        </w:rPr>
+        <w:t>这个时候，动画序列是硬切过去。我们希望他能渐变渐过去</w:t>
+      </w:r>
+    </w:p>
+    <w:p>
+      <w:pPr>
+        <w:keepNext w:val="0"/>
+        <w:keepLines w:val="0"/>
+        <w:widowControl w:val="0"/>
+        <w:suppressLineNumbers w:val="0"/>
+        <w:spacing w:before="0" w:beforeAutospacing="0" w:after="0" w:afterAutospacing="0"/>
+        <w:ind w:left="0" w:right="0"/>
+        <w:jc w:val="both"/>
+        <w:rPr>
+          <w:rFonts w:hint="default"/>
+          <w:lang w:val="en-US" w:eastAsia="zh-CN"/>
+        </w:rPr>
+      </w:pPr>
+      <w:r>
+        <w:rPr>
+          <w:rFonts w:hint="eastAsia"/>
+          <w:lang w:val="en-US" w:eastAsia="zh-CN"/>
+        </w:rPr>
+        <w:t>根据作者所知，这很可能是UE5早期的一个Bug。他希望这个Bug能很快修复。但是，如果这个Bug没有修复，就使用时间前推半秒的方法。</w:t>
+      </w:r>
+    </w:p>
+    <w:p>
+      <w:pPr>
+        <w:keepNext w:val="0"/>
+        <w:keepLines w:val="0"/>
+        <w:widowControl w:val="0"/>
+        <w:suppressLineNumbers w:val="0"/>
+        <w:spacing w:before="0" w:beforeAutospacing="0" w:after="0" w:afterAutospacing="0"/>
+        <w:ind w:left="0" w:right="0"/>
+        <w:jc w:val="both"/>
+        <w:rPr>
+          <w:lang w:val="en-US"/>
+        </w:rPr>
+      </w:pPr>
+    </w:p>
+    <w:p>
+      <w:pPr>
+        <w:keepNext w:val="0"/>
+        <w:keepLines w:val="0"/>
+        <w:widowControl w:val="0"/>
+        <w:suppressLineNumbers w:val="0"/>
+        <w:spacing w:before="0" w:beforeAutospacing="0" w:after="0" w:afterAutospacing="0"/>
+        <w:ind w:left="0" w:right="0"/>
+        <w:jc w:val="both"/>
+        <w:rPr>
+          <w:rFonts w:hint="default" w:eastAsiaTheme="minorEastAsia"/>
+          <w:lang w:val="en-US" w:eastAsia="zh-CN"/>
+        </w:rPr>
+      </w:pPr>
+      <w:r>
+        <w:rPr>
+          <w:rFonts w:hint="eastAsia"/>
+          <w:lang w:val="en-US" w:eastAsia="zh-CN"/>
+        </w:rPr>
+        <w:t>此时播放动画序列时，角色依然可以移动。我们需要尽可能地给这个角色调用Disable Input函数或者Set Actor Hidden In Game函数</w:t>
+      </w:r>
+    </w:p>
+    <w:p>
+      <w:pPr>
+        <w:keepNext w:val="0"/>
+        <w:keepLines w:val="0"/>
+        <w:widowControl w:val="0"/>
+        <w:suppressLineNumbers w:val="0"/>
+        <w:spacing w:before="0" w:beforeAutospacing="0" w:after="0" w:afterAutospacing="0"/>
+        <w:ind w:left="0" w:right="0"/>
+        <w:jc w:val="both"/>
+        <w:rPr>
+          <w:rFonts w:hint="eastAsia"/>
+          <w:lang w:val="en-US" w:eastAsia="zh-CN"/>
+        </w:rPr>
+      </w:pPr>
+      <w:r>
+        <w:rPr>
+          <w:rFonts w:hint="eastAsia"/>
+          <w:lang w:val="en-US" w:eastAsia="zh-CN"/>
+        </w:rPr>
+        <w:t>这些东西在过场动画结束后也需要再次设置。得到动画序列结束时间的方法是：看Sequencer的最后帧的大小除以帧率得到时间，用Delay函数</w:t>
+      </w:r>
+    </w:p>
+    <w:p>
+      <w:pPr>
+        <w:keepNext w:val="0"/>
+        <w:keepLines w:val="0"/>
+        <w:widowControl w:val="0"/>
+        <w:suppressLineNumbers w:val="0"/>
+        <w:spacing w:before="0" w:beforeAutospacing="0" w:after="0" w:afterAutospacing="0"/>
+        <w:ind w:left="0" w:right="0"/>
+        <w:jc w:val="both"/>
+        <w:rPr>
+          <w:rFonts w:hint="default"/>
+          <w:lang w:val="en-US" w:eastAsia="zh-CN"/>
+        </w:rPr>
+      </w:pPr>
+      <w:r>
+        <w:rPr>
+          <w:rFonts w:hint="eastAsia"/>
+          <w:lang w:val="en-US" w:eastAsia="zh-CN"/>
+        </w:rPr>
+        <w:t>再次设置的函数时EnableInput和SetActorHiddenInGame。</w:t>
+      </w:r>
     </w:p>
     <w:p>
       <w:pPr>
@@ -8855,7 +9739,7 @@
           <w:lang w:val="en-US"/>
         </w:rPr>
       </w:pPr>
-      <w:bookmarkStart w:id="14" w:name="_Toc66"/>
+      <w:bookmarkStart w:id="14" w:name="_Toc23161"/>
       <w:r>
         <w:rPr>
           <w:lang w:val="en-US"/>
@@ -8894,79 +9778,173 @@
         <w:ind w:left="0" w:right="0"/>
         <w:jc w:val="both"/>
         <w:rPr>
-          <w:lang w:val="en-US"/>
-        </w:rPr>
-      </w:pPr>
-    </w:p>
-    <w:p>
-      <w:pPr>
-        <w:keepNext w:val="0"/>
-        <w:keepLines w:val="0"/>
-        <w:widowControl w:val="0"/>
-        <w:suppressLineNumbers w:val="0"/>
-        <w:spacing w:before="0" w:beforeAutospacing="0" w:after="0" w:afterAutospacing="0"/>
-        <w:ind w:left="0" w:right="0"/>
-        <w:jc w:val="both"/>
-        <w:rPr>
-          <w:lang w:val="en-US"/>
-        </w:rPr>
-      </w:pPr>
-    </w:p>
-    <w:p>
-      <w:pPr>
-        <w:keepNext w:val="0"/>
-        <w:keepLines w:val="0"/>
-        <w:widowControl w:val="0"/>
-        <w:suppressLineNumbers w:val="0"/>
-        <w:spacing w:before="0" w:beforeAutospacing="0" w:after="0" w:afterAutospacing="0"/>
-        <w:ind w:left="0" w:right="0"/>
-        <w:jc w:val="both"/>
-        <w:rPr>
-          <w:lang w:val="en-US"/>
-        </w:rPr>
-      </w:pPr>
-    </w:p>
-    <w:p>
-      <w:pPr>
-        <w:keepNext w:val="0"/>
-        <w:keepLines w:val="0"/>
-        <w:widowControl w:val="0"/>
-        <w:suppressLineNumbers w:val="0"/>
-        <w:spacing w:before="0" w:beforeAutospacing="0" w:after="0" w:afterAutospacing="0"/>
-        <w:ind w:left="0" w:right="0"/>
-        <w:jc w:val="both"/>
-        <w:rPr>
-          <w:lang w:val="en-US"/>
-        </w:rPr>
-      </w:pPr>
-    </w:p>
-    <w:p>
-      <w:pPr>
-        <w:keepNext w:val="0"/>
-        <w:keepLines w:val="0"/>
-        <w:widowControl w:val="0"/>
-        <w:suppressLineNumbers w:val="0"/>
-        <w:spacing w:before="0" w:beforeAutospacing="0" w:after="0" w:afterAutospacing="0"/>
-        <w:ind w:left="0" w:right="0"/>
-        <w:jc w:val="both"/>
-        <w:rPr>
-          <w:lang w:val="en-US"/>
-        </w:rPr>
-      </w:pPr>
-    </w:p>
-    <w:p>
-      <w:pPr>
-        <w:keepNext w:val="0"/>
-        <w:keepLines w:val="0"/>
-        <w:widowControl w:val="0"/>
-        <w:suppressLineNumbers w:val="0"/>
-        <w:spacing w:before="0" w:beforeAutospacing="0" w:after="0" w:afterAutospacing="0"/>
-        <w:ind w:left="0" w:right="0"/>
-        <w:jc w:val="both"/>
-        <w:rPr>
-          <w:lang w:val="en-US"/>
-        </w:rPr>
-      </w:pPr>
+          <w:rFonts w:hint="eastAsia"/>
+          <w:lang w:val="en-US" w:eastAsia="zh-CN"/>
+        </w:rPr>
+      </w:pPr>
+      <w:r>
+        <w:rPr>
+          <w:rFonts w:hint="eastAsia"/>
+          <w:lang w:val="en-US" w:eastAsia="zh-CN"/>
+        </w:rPr>
+        <w:t>对于Create Level Sequence Player函数的返回值，可以</w:t>
+      </w:r>
+    </w:p>
+    <w:p>
+      <w:pPr>
+        <w:keepNext w:val="0"/>
+        <w:keepLines w:val="0"/>
+        <w:widowControl w:val="0"/>
+        <w:suppressLineNumbers w:val="0"/>
+        <w:spacing w:before="0" w:beforeAutospacing="0" w:after="0" w:afterAutospacing="0"/>
+        <w:ind w:left="0" w:right="0"/>
+        <w:jc w:val="both"/>
+        <w:rPr>
+          <w:rFonts w:hint="default"/>
+          <w:lang w:val="en-US" w:eastAsia="zh-CN"/>
+        </w:rPr>
+      </w:pPr>
+      <w:r>
+        <w:rPr>
+          <w:rFonts w:hint="eastAsia"/>
+          <w:lang w:val="en-US" w:eastAsia="zh-CN"/>
+        </w:rPr>
+        <w:t>Return Value：</w:t>
+      </w:r>
+    </w:p>
+    <w:p>
+      <w:pPr>
+        <w:keepNext w:val="0"/>
+        <w:keepLines w:val="0"/>
+        <w:widowControl w:val="0"/>
+        <w:suppressLineNumbers w:val="0"/>
+        <w:spacing w:before="0" w:beforeAutospacing="0" w:after="0" w:afterAutospacing="0"/>
+        <w:ind w:left="0" w:right="0"/>
+        <w:jc w:val="both"/>
+        <w:rPr>
+          <w:rFonts w:hint="default"/>
+          <w:lang w:val="en-US"/>
+        </w:rPr>
+      </w:pPr>
+      <w:r>
+        <w:rPr>
+          <w:rFonts w:hint="eastAsia"/>
+          <w:lang w:val="en-US" w:eastAsia="zh-CN"/>
+        </w:rPr>
+        <w:t>Play Looping来多次播放动画，参数为-1为无限播放</w:t>
+      </w:r>
+    </w:p>
+    <w:p>
+      <w:pPr>
+        <w:keepNext w:val="0"/>
+        <w:keepLines w:val="0"/>
+        <w:widowControl w:val="0"/>
+        <w:suppressLineNumbers w:val="0"/>
+        <w:spacing w:before="0" w:beforeAutospacing="0" w:after="0" w:afterAutospacing="0"/>
+        <w:ind w:left="0" w:right="0"/>
+        <w:jc w:val="both"/>
+        <w:rPr>
+          <w:rFonts w:hint="eastAsia"/>
+          <w:lang w:val="en-US" w:eastAsia="zh-CN"/>
+        </w:rPr>
+      </w:pPr>
+      <w:r>
+        <w:rPr>
+          <w:rFonts w:hint="eastAsia"/>
+          <w:lang w:val="en-US" w:eastAsia="zh-CN"/>
+        </w:rPr>
+        <w:t>Pause来暂停动画</w:t>
+      </w:r>
+    </w:p>
+    <w:p>
+      <w:pPr>
+        <w:keepNext w:val="0"/>
+        <w:keepLines w:val="0"/>
+        <w:widowControl w:val="0"/>
+        <w:suppressLineNumbers w:val="0"/>
+        <w:spacing w:before="0" w:beforeAutospacing="0" w:after="0" w:afterAutospacing="0"/>
+        <w:ind w:left="0" w:right="0"/>
+        <w:jc w:val="both"/>
+        <w:rPr>
+          <w:rFonts w:hint="default"/>
+          <w:lang w:val="en-US" w:eastAsia="zh-CN"/>
+        </w:rPr>
+      </w:pPr>
+      <w:r>
+        <w:rPr>
+          <w:rFonts w:hint="eastAsia"/>
+          <w:lang w:val="en-US" w:eastAsia="zh-CN"/>
+        </w:rPr>
+        <w:t>Stop来停止动画并让动画消失</w:t>
+      </w:r>
+    </w:p>
+    <w:p>
+      <w:pPr>
+        <w:keepNext w:val="0"/>
+        <w:keepLines w:val="0"/>
+        <w:widowControl w:val="0"/>
+        <w:suppressLineNumbers w:val="0"/>
+        <w:spacing w:before="0" w:beforeAutospacing="0" w:after="0" w:afterAutospacing="0"/>
+        <w:ind w:left="0" w:right="0"/>
+        <w:jc w:val="both"/>
+        <w:rPr>
+          <w:rFonts w:hint="default" w:eastAsiaTheme="minorEastAsia"/>
+          <w:lang w:val="en-US" w:eastAsia="zh-CN"/>
+        </w:rPr>
+      </w:pPr>
+      <w:r>
+        <w:rPr>
+          <w:rFonts w:hint="eastAsia"/>
+          <w:lang w:val="en-US" w:eastAsia="zh-CN"/>
+        </w:rPr>
+        <w:t>PlayReverse来反向播放，对于一个正在播放的，会从当前位置开始反向播放</w:t>
+      </w:r>
+    </w:p>
+    <w:p>
+      <w:pPr>
+        <w:keepNext w:val="0"/>
+        <w:keepLines w:val="0"/>
+        <w:widowControl w:val="0"/>
+        <w:suppressLineNumbers w:val="0"/>
+        <w:spacing w:before="0" w:beforeAutospacing="0" w:after="0" w:afterAutospacing="0"/>
+        <w:ind w:left="0" w:right="0"/>
+        <w:jc w:val="both"/>
+        <w:rPr>
+          <w:rFonts w:hint="eastAsia"/>
+          <w:lang w:val="en-US" w:eastAsia="zh-CN"/>
+        </w:rPr>
+      </w:pPr>
+      <w:r>
+        <w:rPr>
+          <w:rFonts w:hint="eastAsia"/>
+          <w:lang w:val="en-US" w:eastAsia="zh-CN"/>
+        </w:rPr>
+        <w:t>GetEndTime</w:t>
+      </w:r>
+      <w:bookmarkStart w:id="16" w:name="_GoBack"/>
+      <w:bookmarkEnd w:id="16"/>
+    </w:p>
+    <w:p>
+      <w:pPr>
+        <w:keepNext w:val="0"/>
+        <w:keepLines w:val="0"/>
+        <w:widowControl w:val="0"/>
+        <w:suppressLineNumbers w:val="0"/>
+        <w:spacing w:before="0" w:beforeAutospacing="0" w:after="0" w:afterAutospacing="0"/>
+        <w:ind w:left="0" w:right="0"/>
+        <w:jc w:val="both"/>
+        <w:rPr>
+          <w:rFonts w:hint="default"/>
+          <w:lang w:val="en-US" w:eastAsia="zh-CN"/>
+        </w:rPr>
+      </w:pPr>
+      <w:r>
+        <w:rPr>
+          <w:rFonts w:hint="eastAsia"/>
+          <w:lang w:val="en-US" w:eastAsia="zh-CN"/>
+        </w:rPr>
+        <w:t>GetDuration等</w:t>
+      </w:r>
     </w:p>
     <w:p>
       <w:pPr>
@@ -9021,7 +9999,7 @@
           <w:lang w:val="en-US" w:eastAsia="zh-CN"/>
         </w:rPr>
       </w:pPr>
-      <w:bookmarkStart w:id="15" w:name="_Toc15276"/>
+      <w:bookmarkStart w:id="15" w:name="_Toc8063"/>
       <w:r>
         <w:rPr>
           <w:rFonts w:hint="eastAsia"/>
@@ -9125,7 +10103,7 @@
     <w:lsdException w:qFormat="1" w:unhideWhenUsed="0" w:uiPriority="0" w:semiHidden="0" w:name="Title"/>
     <w:lsdException w:unhideWhenUsed="0" w:uiPriority="0" w:semiHidden="0" w:name="Closing"/>
     <w:lsdException w:unhideWhenUsed="0" w:uiPriority="0" w:semiHidden="0" w:name="Signature"/>
-    <w:lsdException w:qFormat="1" w:unhideWhenUsed="0" w:uiPriority="0" w:name="Default Paragraph Font"/>
+    <w:lsdException w:qFormat="1" w:unhideWhenUsed="0" w:uiPriority="0" w:semiHidden="0" w:name="Default Paragraph Font"/>
     <w:lsdException w:unhideWhenUsed="0" w:uiPriority="0" w:semiHidden="0" w:name="Body Text"/>
     <w:lsdException w:unhideWhenUsed="0" w:uiPriority="0" w:semiHidden="0" w:name="Body Text Indent"/>
     <w:lsdException w:unhideWhenUsed="0" w:uiPriority="0" w:semiHidden="0" w:name="List Continue"/>
@@ -9381,7 +10359,6 @@
   </w:style>
   <w:style w:type="character" w:default="1" w:styleId="7">
     <w:name w:val="Default Paragraph Font"/>
-    <w:semiHidden/>
     <w:qFormat/>
     <w:uiPriority w:val="0"/>
   </w:style>
